--- a/documents/ampullary/AMP_2_Cancer_Roadmap_Questions.docx
+++ b/documents/ampullary/AMP_2_Cancer_Roadmap_Questions.docx
@@ -2756,7 +2756,7 @@
                 <w:i w:val="0"/>
                 <w:sz w:val="19"/>
               </w:rPr>
-              <w:t>In 91 biopsy-proven adenomas, 26.4% were malignant after resection, with high-grade dysplasia and ductal dilatation as independent predictors; cited from abstract only.</w:t>
+              <w:t>In 91 biopsy-proven adenomas, 26.4% were malignant after resection, with high-grade dysplasia and ductal dilatation as independent predictors; single-centre retrospective series, and 4 of the 24 malignancies were carcinoma in situ.</w:t>
             </w:r>
           </w:p>
         </w:tc>
@@ -3327,7 +3327,7 @@
                 <w:i w:val="0"/>
                 <w:sz w:val="19"/>
               </w:rPr>
-              <w:t>Lists surgical ampullectomy for adenoma with positive margins after endoscopic removal, at centres with expertise, and not for invasive carcinoma; sets no standard indications and says comparisons with pancreatoduodenectomy contain too few ampullectomies to conclude.</w:t>
+              <w:t>Lists surgical ampullectomy for adenoma with positive margins after endoscopic removal, at centres with expertise, and does not list it for invasive carcinoma; sets no standard indications and says comparisons with pancreatoduodenectomy contain too few ampullectomies to conclude.</w:t>
             </w:r>
           </w:p>
         </w:tc>
@@ -3393,7 +3393,7 @@
                 <w:i w:val="0"/>
                 <w:sz w:val="19"/>
               </w:rPr>
-              <w:t>In 62 matched pairs, R0 (90.3% vs 72.6%) and recurrence (3.2% vs 8.0%) favoured surgery, but the roadmap finds the design favours surgery; procedure time 227.5 vs 30 minutes and stay 14 vs 3 days.</w:t>
+              <w:t>In 62 matched pairs, R0 favoured surgery (90.3% vs 72.6%, P=0.02) and recurrence was lower but not significantly so (3.2% vs 8.0%, P=0.07). The roadmap finds the design favours surgery. Procedure time was 227.5 vs 30 minutes and stay 14 vs 3 days.</w:t>
             </w:r>
           </w:p>
         </w:tc>
@@ -3525,7 +3525,7 @@
                 <w:i w:val="0"/>
                 <w:sz w:val="19"/>
               </w:rPr>
-              <w:t>In 14 ampullary neuroendocrine tumours the transduodenal approach was judged possibly oncologically inadequate and liable to understage; cited from abstract only.</w:t>
+              <w:t>In 14 ampullary neuroendocrine tumours the transduodenal approach was judged possibly oncologically inadequate and liable to understage; nodes were examined in only 1 of the 6 transduodenal resections.</w:t>
             </w:r>
           </w:p>
         </w:tc>
@@ -4601,7 +4601,7 @@
                 <w:i w:val="0"/>
                 <w:sz w:val="19"/>
               </w:rPr>
-              <w:t>Its algorithm is staged: systemic therapy or observation for stage I, systemic therapy with or without chemoradiation for stages II–III; it reports registry benefit (4,190 cases, 47.2 vs 35.5 months), while its regimen lists are subtyped.</w:t>
+              <w:t>Its algorithm is staged: systemic therapy or observation for stage I; systemic therapy with or without subsequent chemoradiation, or observation, for stage II; systemic therapy with or without chemoradiation for stage III. It reports a registry benefit (4,190 cases, 47.2 vs 35.5 months), while its regimen lists are subtyped.</w:t>
             </w:r>
           </w:p>
         </w:tc>
@@ -4847,7 +4847,7 @@
           <w:b w:val="0"/>
           <w:i w:val="0"/>
         </w:rPr>
-        <w:t>NCCN's algorithm and registry data support treating by stage, one unadjusted cohort favours pancreatobiliary or mixed tumours, another favours intestinal tumours, and the best-adjusted cohort finds no subtype-specific benefit.</w:t>
+        <w:t>NCCN's algorithm and registry data support treating by stage. One cohort, with no propensity, weighting or landmark adjustment for treatment selection, favours pancreatobiliary or mixed tumours; another favours intestinal tumours; and the best-adjusted cohort finds no subtype-specific benefit.</w:t>
       </w:r>
     </w:p>
     <w:p>
@@ -5370,7 +5370,7 @@
                 <w:i w:val="0"/>
                 <w:sz w:val="19"/>
               </w:rPr>
-              <w:t>Subtype on the invasive component, mixed only when the lesser component is at least 30%, otherwise tubular-NOS; says subtype's prognostic and predictive role remains unclear, and reports no interobserver study of its definitions.</w:t>
+              <w:t>Subtype on the invasive component; mixed only with unequivocal intestinal and pancreatobiliary areas and a lesser component of at least 30%; tubular-NOS (replacing 'hybrid') where no confident call can be made. Says subtype's prognostic and predictive role remains unclear, and reports no interobserver study of its definitions.</w:t>
             </w:r>
           </w:p>
         </w:tc>
@@ -9947,316 +9947,6 @@
         <w:t>Positions of guidelines, trials and papers</w:t>
       </w:r>
     </w:p>
-    <w:p>
-      <w:pPr>
-        <w:spacing w:after="80"/>
-      </w:pPr>
-      <w:r>
-        <w:rPr>
-          <w:b w:val="0"/>
-          <w:i/>
-        </w:rPr>
-        <w:t>No guideline, trial or paper takes a position on this question; it is a programme decision.</w:t>
-      </w:r>
-    </w:p>
-    <w:p>
-      <w:pPr>
-        <w:spacing w:after="80"/>
-      </w:pPr>
-      <w:r>
-        <w:rPr>
-          <w:b/>
-          <w:i w:val="0"/>
-        </w:rPr>
-        <w:t xml:space="preserve">Where sources differ: </w:t>
-      </w:r>
-      <w:r>
-        <w:rPr>
-          <w:b w:val="0"/>
-          <w:i w:val="0"/>
-        </w:rPr>
-        <w:t>The two large cohorts define recurrence differently (any neoplastic tissue versus only after a negative endoscopy), so their rates of 18.3% and 16.1% are not comparable.</w:t>
-      </w:r>
-    </w:p>
-    <w:p>
-      <w:pPr>
-        <w:pStyle w:val="Heading3"/>
-        <w:keepNext/>
-        <w:spacing w:before="120" w:after="80"/>
-      </w:pPr>
-      <w:r>
-        <w:rPr>
-          <w:b w:val="0"/>
-          <w:i w:val="0"/>
-        </w:rPr>
-        <w:t>Our proposed selection (OPEN)</w:t>
-      </w:r>
-    </w:p>
-    <w:p>
-      <w:pPr>
-        <w:spacing w:after="80"/>
-      </w:pPr>
-      <w:r>
-        <w:rPr>
-          <w:b w:val="0"/>
-          <w:i w:val="0"/>
-        </w:rPr>
-        <w:t>Report recurrence both ways, counting and excluding disease found at the first surveillance endoscopy, by margin status including Rx, with time to recurrence, out to at least 5 years and not truncated at 2.</w:t>
-      </w:r>
-    </w:p>
-    <w:p>
-      <w:pPr>
-        <w:spacing w:after="80"/>
-      </w:pPr>
-      <w:r>
-        <w:rPr>
-          <w:b/>
-          <w:i w:val="0"/>
-          <w:color w:val="5A6069"/>
-          <w:sz w:val="18"/>
-        </w:rPr>
-        <w:t xml:space="preserve">Basis in the document: </w:t>
-      </w:r>
-      <w:r>
-        <w:rPr>
-          <w:b w:val="0"/>
-          <w:i w:val="0"/>
-          <w:color w:val="5A6069"/>
-          <w:sz w:val="18"/>
-        </w:rPr>
-        <w:t>Operations · dashboard 'Recurrence after papillectomy by margin status including Rx…'; What we are not sure about · 'The recurrence rates quoted after papillectomy are not measuring the same thing…'</w:t>
-      </w:r>
-    </w:p>
-    <w:p>
-      <w:pPr>
-        <w:spacing w:after="80"/>
-      </w:pPr>
-      <w:r>
-        <w:rPr>
-          <w:b/>
-          <w:i w:val="0"/>
-        </w:rPr>
-        <w:t xml:space="preserve">Why: </w:t>
-      </w:r>
-      <w:r>
-        <w:rPr>
-          <w:b w:val="0"/>
-          <w:i w:val="0"/>
-        </w:rPr>
-        <w:t>The two large cohorts in the literature differ on exactly this, which is why their recurrence rates (18.3% and 16.1%) are not comparable, and the choice determines whether the programme's own figure measures initial resection quality or genuine recurrence. One cohort's internal data show the consequence: more recurrence after en bloc than piecemeal resection, because piecemeal patients had their residual disease reclassified.</w:t>
-      </w:r>
-    </w:p>
-    <w:p>
-      <w:pPr>
-        <w:spacing w:after="80"/>
-      </w:pPr>
-      <w:r>
-        <w:rPr>
-          <w:b/>
-          <w:i w:val="0"/>
-        </w:rPr>
-        <w:t xml:space="preserve">What gets audited: </w:t>
-      </w:r>
-      <w:r>
-        <w:rPr>
-          <w:b w:val="0"/>
-          <w:i w:val="0"/>
-        </w:rPr>
-        <w:t>Recurrence reported both ways, with time to event, out to at least 5 years and not truncated at 2.</w:t>
-      </w:r>
-    </w:p>
-    <w:p>
-      <w:pPr>
-        <w:pStyle w:val="Heading3"/>
-        <w:keepNext/>
-        <w:spacing w:before="120" w:after="80"/>
-      </w:pPr>
-      <w:r>
-        <w:rPr>
-          <w:b w:val="0"/>
-          <w:i w:val="0"/>
-        </w:rPr>
-        <w:t>AMP-D13 — group decision</w:t>
-      </w:r>
-    </w:p>
-    <w:p>
-      <w:pPr>
-        <w:spacing w:after="0"/>
-      </w:pPr>
-      <w:r>
-        <w:rPr>
-          <w:b/>
-          <w:i w:val="0"/>
-        </w:rPr>
-        <w:t xml:space="preserve">Accepted position (or alternative chosen): </w:t>
-      </w:r>
-    </w:p>
-    <w:p>
-      <w:pPr>
-        <w:spacing w:after="200"/>
-        <w:pBdr>
-          <w:bottom w:val="single" w:sz="6" w:space="1" w:color="9AA8B4"/>
-        </w:pBdr>
-      </w:pPr>
-    </w:p>
-    <w:p>
-      <w:pPr>
-        <w:spacing w:after="0"/>
-      </w:pPr>
-      <w:r>
-        <w:rPr>
-          <w:b/>
-          <w:i w:val="0"/>
-        </w:rPr>
-        <w:t xml:space="preserve">Rationale, dissent and exceptions: </w:t>
-      </w:r>
-    </w:p>
-    <w:p>
-      <w:pPr>
-        <w:spacing w:after="200"/>
-        <w:pBdr>
-          <w:bottom w:val="single" w:sz="6" w:space="1" w:color="9AA8B4"/>
-        </w:pBdr>
-      </w:pPr>
-    </w:p>
-    <w:p>
-      <w:pPr>
-        <w:spacing w:after="0"/>
-      </w:pPr>
-      <w:r>
-        <w:rPr>
-          <w:b/>
-          <w:i w:val="0"/>
-        </w:rPr>
-        <w:t xml:space="preserve">Owner · approval date · implementation date: </w:t>
-      </w:r>
-    </w:p>
-    <w:p>
-      <w:pPr>
-        <w:spacing w:after="200"/>
-        <w:pBdr>
-          <w:bottom w:val="single" w:sz="6" w:space="1" w:color="9AA8B4"/>
-        </w:pBdr>
-      </w:pPr>
-    </w:p>
-    <w:p>
-      <w:pPr>
-        <w:pStyle w:val="Heading2"/>
-        <w:keepNext/>
-        <w:spacing w:before="200" w:after="80"/>
-      </w:pPr>
-      <w:r>
-        <w:rPr>
-          <w:b w:val="0"/>
-          <w:i w:val="0"/>
-        </w:rPr>
-        <w:t>AMP-D14 — Does the programme use the ESPAC-4 and PRODIGE-24 regimens in ampullary cancer at all, and if so what is said at consent?</w:t>
-      </w:r>
-    </w:p>
-    <w:p>
-      <w:pPr>
-        <w:spacing w:after="80"/>
-      </w:pPr>
-      <w:r>
-        <w:rPr>
-          <w:b w:val="0"/>
-          <w:i w:val="0"/>
-          <w:color w:val="5A6069"/>
-          <w:sz w:val="18"/>
-        </w:rPr>
-        <w:t>OPEN — not yet decided · Clinical</w:t>
-      </w:r>
-    </w:p>
-    <w:p>
-      <w:pPr>
-        <w:spacing w:after="80"/>
-      </w:pPr>
-      <w:r>
-        <w:rPr>
-          <w:b/>
-          <w:i w:val="0"/>
-        </w:rPr>
-        <w:t xml:space="preserve">Where it is decided: </w:t>
-      </w:r>
-      <w:hyperlink r:id="rId15">
-        <w:r>
-          <w:rPr>
-            <w:color w:val="0563C1"/>
-            <w:u w:val="single"/>
-          </w:rPr>
-          <w:t xml:space="preserve">5 · Pancreaticoduodenectomy for invasive carcinoma</w:t>
-        </w:r>
-      </w:hyperlink>
-      <w:r>
-        <w:rPr>
-          <w:b w:val="0"/>
-          <w:i w:val="0"/>
-        </w:rPr>
-        <w:t xml:space="preserve"> · </w:t>
-      </w:r>
-      <w:hyperlink r:id="rId17">
-        <w:r>
-          <w:rPr>
-            <w:color w:val="0563C1"/>
-            <w:u w:val="single"/>
-          </w:rPr>
-          <w:t xml:space="preserve">7 · Adjuvant treatment after resection</w:t>
-        </w:r>
-      </w:hyperlink>
-      <w:r>
-        <w:rPr>
-          <w:b w:val="0"/>
-          <w:i w:val="0"/>
-        </w:rPr>
-        <w:t xml:space="preserve"> · </w:t>
-      </w:r>
-      <w:hyperlink r:id="rId21">
-        <w:r>
-          <w:rPr>
-            <w:color w:val="0563C1"/>
-            <w:u w:val="single"/>
-          </w:rPr>
-          <w:t xml:space="preserve">8 · Locally advanced or metastatic disease</w:t>
-        </w:r>
-      </w:hyperlink>
-    </w:p>
-    <w:p>
-      <w:pPr>
-        <w:spacing w:after="120"/>
-      </w:pPr>
-      <w:r>
-        <w:rPr>
-          <w:b/>
-          <w:i w:val="0"/>
-          <w:sz w:val="18"/>
-        </w:rPr>
-        <w:t xml:space="preserve">Web page: </w:t>
-      </w:r>
-      <w:hyperlink r:id="rId31">
-        <w:r>
-          <w:rPr>
-            <w:color w:val="0563C1"/>
-            <w:u w:val="single"/>
-            <w:sz w:val="18"/>
-          </w:rPr>
-          <w:t xml:space="preserve">open this question on the website</w:t>
-        </w:r>
-      </w:hyperlink>
-    </w:p>
-    <w:p>
-      <w:pPr>
-        <w:pStyle w:val="Heading3"/>
-        <w:keepNext/>
-        <w:spacing w:before="120" w:after="80"/>
-      </w:pPr>
-      <w:r>
-        <w:rPr>
-          <w:b w:val="0"/>
-          <w:i w:val="0"/>
-        </w:rPr>
-        <w:t>Positions of guidelines, trials and papers</w:t>
-      </w:r>
-    </w:p>
     <w:tbl>
       <w:tblPr>
         <w:tblW w:type="auto" w:w="0"/>
@@ -10362,7 +10052,7 @@
                 <w:i w:val="0"/>
                 <w:sz w:val="19"/>
               </w:rPr>
-              <w:t>NCCN Ampullary Adenocarcinoma (extracted text)</w:t>
+              <w:t>Japanese 22-centre papillectomy (Iwasaki)</w:t>
             </w:r>
           </w:p>
         </w:tc>
@@ -10382,7 +10072,7 @@
                 <w:i w:val="0"/>
                 <w:sz w:val="19"/>
               </w:rPr>
-              <w:t>Lists modified FOLFIRINOX and capecitabine–gemcitabine for pancreatobiliary and mixed type; the panel added the latter on clinical expertise without randomised phase III support, and calls ampullary systemic data very limited and extrapolated.</w:t>
+              <w:t>Counted any histologically confirmed neoplastic tissue with no prior negative endoscopy required; median time to recurrence 6 months, so much of its 18.3% is residual disease.</w:t>
             </w:r>
           </w:p>
         </w:tc>
@@ -10403,7 +10093,7 @@
                 <w:color w:val="5A6069"/>
                 <w:sz w:val="18"/>
               </w:rPr>
-              <w:t>Gate 7 · Standard 'Choose the regimen by subtype…' (pref, note); Gate 8 · Standard 'Choose first-line systemic therapy…' (avoid)</w:t>
+              <w:t>What we are not sure about · 'The recurrence rates quoted after papillectomy are not measuring the same thing…'</w:t>
             </w:r>
           </w:p>
         </w:tc>
@@ -10428,7 +10118,7 @@
                 <w:i w:val="0"/>
                 <w:sz w:val="19"/>
               </w:rPr>
-              <w:t>PRODIGE-24</w:t>
+              <w:t>Han 2023 recurrence timing</w:t>
             </w:r>
           </w:p>
         </w:tc>
@@ -10448,7 +10138,7 @@
                 <w:i w:val="0"/>
                 <w:sz w:val="19"/>
               </w:rPr>
-              <w:t>Resected pancreatic ductal adenocarcinoma only, nonductal tumours excluded; restricted to PS 0–1, age under 80, CA 19-9 under 180; grade 3–4 toxicity 75.9%; no disease-free benefit at 70 or older.</w:t>
+              <w:t>Required one negative surveillance endoscopy before counting recurrence (16.1%); recurrence was higher after en bloc than piecemeal resection (19.4% vs 7.0%).</w:t>
             </w:r>
           </w:p>
         </w:tc>
@@ -10469,7 +10159,396 @@
                 <w:color w:val="5A6069"/>
                 <w:sz w:val="18"/>
               </w:rPr>
-              <w:t>Gate 7 · Standard 'Choose the regimen by subtype…' (avoid); What we are not sure about · 'ESPAC-4 and PRODIGE-24 sit in this depot as borrowed evidence…'</w:t>
+              <w:t>What we are not sure about · 'The recurrence rates quoted after papillectomy are not measuring the same thing…'</w:t>
+            </w:r>
+          </w:p>
+        </w:tc>
+      </w:tr>
+    </w:tbl>
+    <w:p>
+      <w:pPr>
+        <w:spacing w:after="40"/>
+      </w:pPr>
+    </w:p>
+    <w:p>
+      <w:pPr>
+        <w:spacing w:after="80"/>
+      </w:pPr>
+      <w:r>
+        <w:rPr>
+          <w:b/>
+          <w:i w:val="0"/>
+        </w:rPr>
+        <w:t xml:space="preserve">Where sources differ: </w:t>
+      </w:r>
+      <w:r>
+        <w:rPr>
+          <w:b w:val="0"/>
+          <w:i w:val="0"/>
+        </w:rPr>
+        <w:t>The two large cohorts define recurrence differently (any neoplastic tissue versus only after a negative endoscopy), so their rates of 18.3% and 16.1% are not comparable.</w:t>
+      </w:r>
+    </w:p>
+    <w:p>
+      <w:pPr>
+        <w:pStyle w:val="Heading3"/>
+        <w:keepNext/>
+        <w:spacing w:before="120" w:after="80"/>
+      </w:pPr>
+      <w:r>
+        <w:rPr>
+          <w:b w:val="0"/>
+          <w:i w:val="0"/>
+        </w:rPr>
+        <w:t>Our proposed selection (OPEN)</w:t>
+      </w:r>
+    </w:p>
+    <w:p>
+      <w:pPr>
+        <w:spacing w:after="80"/>
+      </w:pPr>
+      <w:r>
+        <w:rPr>
+          <w:b w:val="0"/>
+          <w:i w:val="0"/>
+        </w:rPr>
+        <w:t>Report recurrence both ways, counting and excluding disease found at the first surveillance endoscopy, by margin status including Rx, with time to recurrence, out to at least 5 years and not truncated at 2.</w:t>
+      </w:r>
+    </w:p>
+    <w:p>
+      <w:pPr>
+        <w:spacing w:after="80"/>
+      </w:pPr>
+      <w:r>
+        <w:rPr>
+          <w:b/>
+          <w:i w:val="0"/>
+          <w:color w:val="5A6069"/>
+          <w:sz w:val="18"/>
+        </w:rPr>
+        <w:t xml:space="preserve">Basis in the document: </w:t>
+      </w:r>
+      <w:r>
+        <w:rPr>
+          <w:b w:val="0"/>
+          <w:i w:val="0"/>
+          <w:color w:val="5A6069"/>
+          <w:sz w:val="18"/>
+        </w:rPr>
+        <w:t>Operations · dashboard 'Recurrence after papillectomy by margin status including Rx…'; What we are not sure about · 'The recurrence rates quoted after papillectomy are not measuring the same thing…'</w:t>
+      </w:r>
+    </w:p>
+    <w:p>
+      <w:pPr>
+        <w:spacing w:after="80"/>
+      </w:pPr>
+      <w:r>
+        <w:rPr>
+          <w:b/>
+          <w:i w:val="0"/>
+        </w:rPr>
+        <w:t xml:space="preserve">Why: </w:t>
+      </w:r>
+      <w:r>
+        <w:rPr>
+          <w:b w:val="0"/>
+          <w:i w:val="0"/>
+        </w:rPr>
+        <w:t>The two large cohorts in the literature differ on exactly this, which is why their recurrence rates (18.3% and 16.1%) are not comparable, and the choice determines whether the programme's own figure measures initial resection quality or genuine recurrence. One cohort's internal data show the consequence: more recurrence after en bloc than piecemeal resection, because piecemeal patients had their residual disease reclassified.</w:t>
+      </w:r>
+    </w:p>
+    <w:p>
+      <w:pPr>
+        <w:spacing w:after="80"/>
+      </w:pPr>
+      <w:r>
+        <w:rPr>
+          <w:b/>
+          <w:i w:val="0"/>
+        </w:rPr>
+        <w:t xml:space="preserve">What gets audited: </w:t>
+      </w:r>
+      <w:r>
+        <w:rPr>
+          <w:b w:val="0"/>
+          <w:i w:val="0"/>
+        </w:rPr>
+        <w:t>Recurrence reported both ways, with time to event, out to at least 5 years and not truncated at 2.</w:t>
+      </w:r>
+    </w:p>
+    <w:p>
+      <w:pPr>
+        <w:pStyle w:val="Heading3"/>
+        <w:keepNext/>
+        <w:spacing w:before="120" w:after="80"/>
+      </w:pPr>
+      <w:r>
+        <w:rPr>
+          <w:b w:val="0"/>
+          <w:i w:val="0"/>
+        </w:rPr>
+        <w:t>AMP-D13 — group decision</w:t>
+      </w:r>
+    </w:p>
+    <w:p>
+      <w:pPr>
+        <w:spacing w:after="0"/>
+      </w:pPr>
+      <w:r>
+        <w:rPr>
+          <w:b/>
+          <w:i w:val="0"/>
+        </w:rPr>
+        <w:t xml:space="preserve">Accepted position (or alternative chosen): </w:t>
+      </w:r>
+    </w:p>
+    <w:p>
+      <w:pPr>
+        <w:spacing w:after="200"/>
+        <w:pBdr>
+          <w:bottom w:val="single" w:sz="6" w:space="1" w:color="9AA8B4"/>
+        </w:pBdr>
+      </w:pPr>
+    </w:p>
+    <w:p>
+      <w:pPr>
+        <w:spacing w:after="0"/>
+      </w:pPr>
+      <w:r>
+        <w:rPr>
+          <w:b/>
+          <w:i w:val="0"/>
+        </w:rPr>
+        <w:t xml:space="preserve">Rationale, dissent and exceptions: </w:t>
+      </w:r>
+    </w:p>
+    <w:p>
+      <w:pPr>
+        <w:spacing w:after="200"/>
+        <w:pBdr>
+          <w:bottom w:val="single" w:sz="6" w:space="1" w:color="9AA8B4"/>
+        </w:pBdr>
+      </w:pPr>
+    </w:p>
+    <w:p>
+      <w:pPr>
+        <w:spacing w:after="0"/>
+      </w:pPr>
+      <w:r>
+        <w:rPr>
+          <w:b/>
+          <w:i w:val="0"/>
+        </w:rPr>
+        <w:t xml:space="preserve">Owner · approval date · implementation date: </w:t>
+      </w:r>
+    </w:p>
+    <w:p>
+      <w:pPr>
+        <w:spacing w:after="200"/>
+        <w:pBdr>
+          <w:bottom w:val="single" w:sz="6" w:space="1" w:color="9AA8B4"/>
+        </w:pBdr>
+      </w:pPr>
+    </w:p>
+    <w:p>
+      <w:pPr>
+        <w:pStyle w:val="Heading2"/>
+        <w:keepNext/>
+        <w:spacing w:before="200" w:after="80"/>
+      </w:pPr>
+      <w:r>
+        <w:rPr>
+          <w:b w:val="0"/>
+          <w:i w:val="0"/>
+        </w:rPr>
+        <w:t>AMP-D14 — Does the programme use the ESPAC-4 and PRODIGE-24 regimens in ampullary cancer at all, and if so what is said at consent?</w:t>
+      </w:r>
+    </w:p>
+    <w:p>
+      <w:pPr>
+        <w:spacing w:after="80"/>
+      </w:pPr>
+      <w:r>
+        <w:rPr>
+          <w:b w:val="0"/>
+          <w:i w:val="0"/>
+          <w:color w:val="5A6069"/>
+          <w:sz w:val="18"/>
+        </w:rPr>
+        <w:t>OPEN — not yet decided · Clinical</w:t>
+      </w:r>
+    </w:p>
+    <w:p>
+      <w:pPr>
+        <w:spacing w:after="80"/>
+      </w:pPr>
+      <w:r>
+        <w:rPr>
+          <w:b/>
+          <w:i w:val="0"/>
+        </w:rPr>
+        <w:t xml:space="preserve">Where it is decided: </w:t>
+      </w:r>
+      <w:hyperlink r:id="rId15">
+        <w:r>
+          <w:rPr>
+            <w:color w:val="0563C1"/>
+            <w:u w:val="single"/>
+          </w:rPr>
+          <w:t xml:space="preserve">5 · Pancreaticoduodenectomy for invasive carcinoma</w:t>
+        </w:r>
+      </w:hyperlink>
+      <w:r>
+        <w:rPr>
+          <w:b w:val="0"/>
+          <w:i w:val="0"/>
+        </w:rPr>
+        <w:t xml:space="preserve"> · </w:t>
+      </w:r>
+      <w:hyperlink r:id="rId17">
+        <w:r>
+          <w:rPr>
+            <w:color w:val="0563C1"/>
+            <w:u w:val="single"/>
+          </w:rPr>
+          <w:t xml:space="preserve">7 · Adjuvant treatment after resection</w:t>
+        </w:r>
+      </w:hyperlink>
+      <w:r>
+        <w:rPr>
+          <w:b w:val="0"/>
+          <w:i w:val="0"/>
+        </w:rPr>
+        <w:t xml:space="preserve"> · </w:t>
+      </w:r>
+      <w:hyperlink r:id="rId21">
+        <w:r>
+          <w:rPr>
+            <w:color w:val="0563C1"/>
+            <w:u w:val="single"/>
+          </w:rPr>
+          <w:t xml:space="preserve">8 · Locally advanced or metastatic disease</w:t>
+        </w:r>
+      </w:hyperlink>
+    </w:p>
+    <w:p>
+      <w:pPr>
+        <w:spacing w:after="120"/>
+      </w:pPr>
+      <w:r>
+        <w:rPr>
+          <w:b/>
+          <w:i w:val="0"/>
+          <w:sz w:val="18"/>
+        </w:rPr>
+        <w:t xml:space="preserve">Web page: </w:t>
+      </w:r>
+      <w:hyperlink r:id="rId31">
+        <w:r>
+          <w:rPr>
+            <w:color w:val="0563C1"/>
+            <w:u w:val="single"/>
+            <w:sz w:val="18"/>
+          </w:rPr>
+          <w:t xml:space="preserve">open this question on the website</w:t>
+        </w:r>
+      </w:hyperlink>
+    </w:p>
+    <w:p>
+      <w:pPr>
+        <w:pStyle w:val="Heading3"/>
+        <w:keepNext/>
+        <w:spacing w:before="120" w:after="80"/>
+      </w:pPr>
+      <w:r>
+        <w:rPr>
+          <w:b w:val="0"/>
+          <w:i w:val="0"/>
+        </w:rPr>
+        <w:t>Positions of guidelines, trials and papers</w:t>
+      </w:r>
+    </w:p>
+    <w:tbl>
+      <w:tblPr>
+        <w:tblW w:type="auto" w:w="0"/>
+        <w:tblLook w:firstColumn="1" w:firstRow="1" w:lastColumn="0" w:lastRow="0" w:noHBand="0" w:noVBand="1" w:val="04A0"/>
+        <w:tblW w:w="10080" w:type="dxa"/>
+        <w:tblLayout w:type="fixed"/>
+        <w:tblBorders>
+          <w:top w:val="single" w:sz="4" w:color="CCD6DF"/>
+          <w:left w:val="single" w:sz="4" w:color="CCD6DF"/>
+          <w:bottom w:val="single" w:sz="4" w:color="CCD6DF"/>
+          <w:right w:val="single" w:sz="4" w:color="CCD6DF"/>
+          <w:insideH w:val="single" w:sz="4" w:color="CCD6DF"/>
+          <w:insideV w:val="single" w:sz="4" w:color="CCD6DF"/>
+        </w:tblBorders>
+        <w:tblCellMar>
+          <w:top w:w="90" w:type="dxa"/>
+          <w:left w:w="90" w:type="dxa"/>
+          <w:bottom w:w="90" w:type="dxa"/>
+          <w:right w:w="90" w:type="dxa"/>
+        </w:tblCellMar>
+      </w:tblPr>
+      <w:tblGrid>
+        <w:gridCol w:w="2200"/>
+        <w:gridCol w:w="5480"/>
+        <w:gridCol w:w="2400"/>
+      </w:tblGrid>
+      <w:tr>
+        <w:trPr>
+          <w:tblHeader/>
+        </w:trPr>
+        <w:tc>
+          <w:tcPr>
+            <w:tcW w:type="dxa" w:w="3360"/>
+            <w:tcW w:w="2200" w:type="dxa"/>
+            <w:shd w:val="clear" w:color="auto" w:fill="17365D"/>
+          </w:tcPr>
+          <w:p>
+            <w:r>
+              <w:rPr>
+                <w:b/>
+                <w:i w:val="0"/>
+                <w:color w:val="FFFFFF"/>
+                <w:sz w:val="19"/>
+              </w:rPr>
+              <w:t>Source</w:t>
+            </w:r>
+          </w:p>
+        </w:tc>
+        <w:tc>
+          <w:tcPr>
+            <w:tcW w:type="dxa" w:w="3360"/>
+            <w:tcW w:w="5480" w:type="dxa"/>
+            <w:shd w:val="clear" w:color="auto" w:fill="17365D"/>
+          </w:tcPr>
+          <w:p>
+            <w:r>
+              <w:rPr>
+                <w:b/>
+                <w:i w:val="0"/>
+                <w:color w:val="FFFFFF"/>
+                <w:sz w:val="19"/>
+              </w:rPr>
+              <w:t>Position</w:t>
+            </w:r>
+          </w:p>
+        </w:tc>
+        <w:tc>
+          <w:tcPr>
+            <w:tcW w:type="dxa" w:w="3360"/>
+            <w:tcW w:w="2400" w:type="dxa"/>
+            <w:shd w:val="clear" w:color="auto" w:fill="17365D"/>
+          </w:tcPr>
+          <w:p>
+            <w:r>
+              <w:rPr>
+                <w:b/>
+                <w:i w:val="0"/>
+                <w:color w:val="FFFFFF"/>
+                <w:sz w:val="19"/>
+              </w:rPr>
+              <w:t>Where stated</w:t>
             </w:r>
           </w:p>
         </w:tc>
@@ -10494,7 +10573,7 @@
                 <w:i w:val="0"/>
                 <w:sz w:val="19"/>
               </w:rPr>
-              <w:t>ESPAC-4</w:t>
+              <w:t>NCCN Ampullary Adenocarcinoma (extracted text)</w:t>
             </w:r>
           </w:p>
         </w:tc>
@@ -10514,7 +10593,7 @@
                 <w:i w:val="0"/>
                 <w:sz w:val="19"/>
               </w:rPr>
-              <w:t>Resected pancreatic ductal adenocarcinoma only, nonductal tumours excluded; 2.5-month median survival gain (HR 0.82), reported early, with the benefit concentrated in R0 patients.</w:t>
+              <w:t>Lists modified FOLFIRINOX and capecitabine–gemcitabine for pancreatobiliary and mixed type; the panel added the latter on clinical expertise without randomised phase III support, and calls ampullary systemic data very limited and extrapolated.</w:t>
             </w:r>
           </w:p>
         </w:tc>
@@ -10535,7 +10614,7 @@
                 <w:color w:val="5A6069"/>
                 <w:sz w:val="18"/>
               </w:rPr>
-              <w:t>Gate 7 · Standard 'Choose the regimen by subtype…' (avoid); What we are not sure about · 'ESPAC-4 and PRODIGE-24 sit in this depot as borrowed evidence…'</w:t>
+              <w:t>Gate 7 · Standard 'Choose the regimen by subtype…' (pref, note); Gate 8 · Standard 'Choose first-line systemic therapy…' (avoid)</w:t>
             </w:r>
           </w:p>
         </w:tc>
@@ -10560,7 +10639,7 @@
                 <w:i w:val="0"/>
                 <w:sz w:val="19"/>
               </w:rPr>
-              <w:t>ESPAC-3 periampullary</w:t>
+              <w:t>PRODIGE-24</w:t>
             </w:r>
           </w:p>
         </w:tc>
@@ -10580,7 +10659,7 @@
                 <w:i w:val="0"/>
                 <w:sz w:val="19"/>
               </w:rPr>
-              <w:t>The only randomised adjuvant data in ampullary patients used fluorouracil–folinic acid or gemcitabine and were negative on the primary endpoint.</w:t>
+              <w:t>Resected pancreatic ductal adenocarcinoma only, nonductal tumours excluded; restricted to PS 0–1, age under 80, CA 19-9 under 180; grade 3–4 toxicity 75.9%; no disease-free benefit at 70 or older.</w:t>
             </w:r>
           </w:p>
         </w:tc>
@@ -10601,6 +10680,138 @@
                 <w:color w:val="5A6069"/>
                 <w:sz w:val="18"/>
               </w:rPr>
+              <w:t>Gate 7 · Standard 'Choose the regimen by subtype…' (avoid); What we are not sure about · 'ESPAC-4 and PRODIGE-24 sit in this depot as borrowed evidence…'</w:t>
+            </w:r>
+          </w:p>
+        </w:tc>
+      </w:tr>
+      <w:tr>
+        <w:trPr>
+          <w:cantSplit/>
+        </w:trPr>
+        <w:tc>
+          <w:tcPr>
+            <w:tcW w:type="dxa" w:w="3360"/>
+            <w:tcW w:w="2200" w:type="dxa"/>
+            <w:shd w:val="clear" w:color="auto" w:fill="F1F5F8"/>
+          </w:tcPr>
+          <w:p>
+            <w:pPr>
+              <w:spacing w:after="0"/>
+            </w:pPr>
+            <w:r>
+              <w:rPr>
+                <w:b/>
+                <w:i w:val="0"/>
+                <w:sz w:val="19"/>
+              </w:rPr>
+              <w:t>ESPAC-4</w:t>
+            </w:r>
+          </w:p>
+        </w:tc>
+        <w:tc>
+          <w:tcPr>
+            <w:tcW w:type="dxa" w:w="3360"/>
+            <w:tcW w:w="5480" w:type="dxa"/>
+            <w:shd w:val="clear" w:color="auto" w:fill="F1F5F8"/>
+          </w:tcPr>
+          <w:p>
+            <w:pPr>
+              <w:spacing w:after="0"/>
+            </w:pPr>
+            <w:r>
+              <w:rPr>
+                <w:b w:val="0"/>
+                <w:i w:val="0"/>
+                <w:sz w:val="19"/>
+              </w:rPr>
+              <w:t>Resected pancreatic ductal adenocarcinoma only, nonductal tumours excluded; 2.5-month median survival gain (HR 0.82), reported early, with the benefit concentrated in R0 patients.</w:t>
+            </w:r>
+          </w:p>
+        </w:tc>
+        <w:tc>
+          <w:tcPr>
+            <w:tcW w:type="dxa" w:w="3360"/>
+            <w:tcW w:w="2400" w:type="dxa"/>
+            <w:shd w:val="clear" w:color="auto" w:fill="F1F5F8"/>
+          </w:tcPr>
+          <w:p>
+            <w:pPr>
+              <w:spacing w:after="0"/>
+            </w:pPr>
+            <w:r>
+              <w:rPr>
+                <w:b w:val="0"/>
+                <w:i w:val="0"/>
+                <w:color w:val="5A6069"/>
+                <w:sz w:val="18"/>
+              </w:rPr>
+              <w:t>Gate 7 · Standard 'Choose the regimen by subtype…' (avoid); What we are not sure about · 'ESPAC-4 and PRODIGE-24 sit in this depot as borrowed evidence…'</w:t>
+            </w:r>
+          </w:p>
+        </w:tc>
+      </w:tr>
+      <w:tr>
+        <w:trPr>
+          <w:cantSplit/>
+        </w:trPr>
+        <w:tc>
+          <w:tcPr>
+            <w:tcW w:type="dxa" w:w="3360"/>
+            <w:tcW w:w="2200" w:type="dxa"/>
+            <w:shd w:val="clear" w:color="auto" w:fill="FFFFFF"/>
+          </w:tcPr>
+          <w:p>
+            <w:pPr>
+              <w:spacing w:after="0"/>
+            </w:pPr>
+            <w:r>
+              <w:rPr>
+                <w:b/>
+                <w:i w:val="0"/>
+                <w:sz w:val="19"/>
+              </w:rPr>
+              <w:t>ESPAC-3 periampullary</w:t>
+            </w:r>
+          </w:p>
+        </w:tc>
+        <w:tc>
+          <w:tcPr>
+            <w:tcW w:type="dxa" w:w="3360"/>
+            <w:tcW w:w="5480" w:type="dxa"/>
+            <w:shd w:val="clear" w:color="auto" w:fill="FFFFFF"/>
+          </w:tcPr>
+          <w:p>
+            <w:pPr>
+              <w:spacing w:after="0"/>
+            </w:pPr>
+            <w:r>
+              <w:rPr>
+                <w:b w:val="0"/>
+                <w:i w:val="0"/>
+                <w:sz w:val="19"/>
+              </w:rPr>
+              <w:t>The only randomised adjuvant data in ampullary patients used fluorouracil–folinic acid or gemcitabine and were negative on the primary endpoint.</w:t>
+            </w:r>
+          </w:p>
+        </w:tc>
+        <w:tc>
+          <w:tcPr>
+            <w:tcW w:type="dxa" w:w="3360"/>
+            <w:tcW w:w="2400" w:type="dxa"/>
+            <w:shd w:val="clear" w:color="auto" w:fill="FFFFFF"/>
+          </w:tcPr>
+          <w:p>
+            <w:pPr>
+              <w:spacing w:after="0"/>
+            </w:pPr>
+            <w:r>
+              <w:rPr>
+                <w:b w:val="0"/>
+                <w:i w:val="0"/>
+                <w:color w:val="5A6069"/>
+                <w:sz w:val="18"/>
+              </w:rPr>
               <w:t>Gate 7 · Standard 'Choose the regimen by subtype…' (pref); Standard 'Offer adjuvant chemotherapy for stage II and III disease…' (avoid)</w:t>
             </w:r>
           </w:p>
@@ -10628,7 +10839,7 @@
           <w:b w:val="0"/>
           <w:i w:val="0"/>
         </w:rPr>
-        <w:t>NCCN lists both regimens on panel expertise, while both source trials excluded nonductal tumours and the only randomised ampullary trial, using other agents, was negative on its primary endpoint.</w:t>
+        <w:t>NCCN lists both regimens without randomised phase III support, adding capecitabine–gemcitabine on panel expertise. Both source trials excluded nonductal tumours, and the only randomised ampullary trial, using other agents, was negative on its primary endpoint.</w:t>
       </w:r>
     </w:p>
     <w:p>
